--- a/templates/paymentInvoice_atp_OK_reestr_ets.docx
+++ b/templates/paymentInvoice_atp_OK_reestr_ets.docx
@@ -1101,574 +1101,676 @@
                 <w:szCs w:val="10"/>
                 <w:lang w:val="en-US"/>
               </w:rPr>
+              <w:t>{#pO}{idx}</w:t>
+            </w:r>
+          </w:p>
+        </w:tc>
+        <w:tc>
+          <w:tcPr>
+            <w:tcW w:w="594" w:type="dxa"/>
+          </w:tcPr>
+          <w:p>
+            <w:pPr>
+              <w:pStyle w:val="a3"/>
+              <w:jc w:val="center"/>
+              <w:rPr>
+                <w:rFonts w:ascii="Arial" w:hAnsi="Arial" w:cs="Arial"/>
+                <w:sz w:val="10"/>
+                <w:szCs w:val="10"/>
+                <w:lang w:val="en-US"/>
+              </w:rPr>
+            </w:pPr>
+            <w:r>
+              <w:rPr>
+                <w:rFonts w:ascii="Arial" w:hAnsi="Arial" w:cs="Arial"/>
+                <w:sz w:val="10"/>
+                <w:szCs w:val="10"/>
+                <w:lang w:val="en-US"/>
+              </w:rPr>
+              <w:t>{</w:t>
+            </w:r>
+            <w:proofErr w:type="spellStart"/>
+            <w:r>
+              <w:rPr>
+                <w:rFonts w:ascii="Arial" w:hAnsi="Arial" w:cs="Arial"/>
+                <w:sz w:val="10"/>
+                <w:szCs w:val="10"/>
+                <w:lang w:val="en-US"/>
+              </w:rPr>
+              <w:t>orderDate</w:t>
+            </w:r>
+            <w:proofErr w:type="spellEnd"/>
+            <w:r>
+              <w:rPr>
+                <w:rFonts w:ascii="Arial" w:hAnsi="Arial" w:cs="Arial"/>
+                <w:sz w:val="10"/>
+                <w:szCs w:val="10"/>
+                <w:lang w:val="en-US"/>
+              </w:rPr>
+              <w:t>}</w:t>
+            </w:r>
+          </w:p>
+        </w:tc>
+        <w:tc>
+          <w:tcPr>
+            <w:tcW w:w="399" w:type="dxa"/>
+          </w:tcPr>
+          <w:p>
+            <w:pPr>
+              <w:pStyle w:val="a3"/>
+              <w:jc w:val="center"/>
+              <w:rPr>
+                <w:rFonts w:ascii="Arial" w:hAnsi="Arial" w:cs="Arial"/>
+                <w:sz w:val="10"/>
+                <w:szCs w:val="10"/>
+                <w:lang w:val="en-US"/>
+              </w:rPr>
+            </w:pPr>
+            <w:r>
+              <w:rPr>
+                <w:rFonts w:ascii="Arial" w:hAnsi="Arial" w:cs="Arial"/>
+                <w:sz w:val="10"/>
+                <w:szCs w:val="10"/>
+                <w:lang w:val="en-US"/>
+              </w:rPr>
+              <w:t>{</w:t>
+            </w:r>
+            <w:proofErr w:type="spellStart"/>
+            <w:r>
+              <w:rPr>
+                <w:rFonts w:ascii="Arial" w:hAnsi="Arial" w:cs="Arial"/>
+                <w:sz w:val="10"/>
+                <w:szCs w:val="10"/>
+                <w:lang w:val="en-US"/>
+              </w:rPr>
+              <w:t>order</w:t>
+            </w:r>
+            <w:r>
+              <w:rPr>
+                <w:rFonts w:ascii="Arial" w:hAnsi="Arial" w:cs="Arial"/>
+                <w:sz w:val="10"/>
+                <w:szCs w:val="10"/>
+                <w:lang w:val="en-US"/>
+              </w:rPr>
+              <w:t>Time</w:t>
+            </w:r>
+            <w:proofErr w:type="spellEnd"/>
+            <w:r>
+              <w:rPr>
+                <w:rFonts w:ascii="Arial" w:hAnsi="Arial" w:cs="Arial"/>
+                <w:sz w:val="10"/>
+                <w:szCs w:val="10"/>
+                <w:lang w:val="en-US"/>
+              </w:rPr>
+              <w:t>}</w:t>
+            </w:r>
+          </w:p>
+        </w:tc>
+        <w:tc>
+          <w:tcPr>
+            <w:tcW w:w="711" w:type="dxa"/>
+          </w:tcPr>
+          <w:p>
+            <w:pPr>
+              <w:pStyle w:val="a3"/>
+              <w:jc w:val="center"/>
+              <w:rPr>
+                <w:rFonts w:ascii="Arial" w:hAnsi="Arial" w:cs="Arial"/>
+                <w:sz w:val="10"/>
+                <w:szCs w:val="10"/>
+                <w:lang w:val="en-US"/>
+              </w:rPr>
+            </w:pPr>
+            <w:r>
+              <w:rPr>
+                <w:rFonts w:ascii="Arial" w:hAnsi="Arial" w:cs="Arial"/>
+                <w:sz w:val="10"/>
+                <w:szCs w:val="10"/>
+                <w:lang w:val="en-US"/>
+              </w:rPr>
+              <w:t>{</w:t>
+            </w:r>
+            <w:proofErr w:type="spellStart"/>
+            <w:r>
+              <w:rPr>
+                <w:rFonts w:ascii="Arial" w:hAnsi="Arial" w:cs="Arial"/>
+                <w:sz w:val="10"/>
+                <w:szCs w:val="10"/>
+                <w:lang w:val="en-US"/>
+              </w:rPr>
+              <w:t>truckNum</w:t>
+            </w:r>
+            <w:proofErr w:type="spellEnd"/>
+            <w:r>
+              <w:rPr>
+                <w:rFonts w:ascii="Arial" w:hAnsi="Arial" w:cs="Arial"/>
+                <w:sz w:val="10"/>
+                <w:szCs w:val="10"/>
+                <w:lang w:val="en-US"/>
+              </w:rPr>
+              <w:t>}</w:t>
+            </w:r>
+          </w:p>
+        </w:tc>
+        <w:tc>
+          <w:tcPr>
+            <w:tcW w:w="506" w:type="dxa"/>
+          </w:tcPr>
+          <w:p>
+            <w:pPr>
+              <w:pStyle w:val="a3"/>
+              <w:jc w:val="center"/>
+              <w:rPr>
+                <w:rFonts w:ascii="Arial" w:hAnsi="Arial" w:cs="Arial"/>
+                <w:sz w:val="10"/>
+                <w:szCs w:val="10"/>
+                <w:lang w:val="en-US"/>
+              </w:rPr>
+            </w:pPr>
+            <w:r>
+              <w:rPr>
+                <w:rFonts w:ascii="Arial" w:hAnsi="Arial" w:cs="Arial"/>
+                <w:sz w:val="10"/>
+                <w:szCs w:val="10"/>
+                <w:lang w:val="en-US"/>
+              </w:rPr>
+              <w:t>{</w:t>
+            </w:r>
+            <w:proofErr w:type="spellStart"/>
+            <w:r>
+              <w:rPr>
+                <w:rFonts w:ascii="Arial" w:hAnsi="Arial" w:cs="Arial"/>
+                <w:sz w:val="10"/>
+                <w:szCs w:val="10"/>
+                <w:lang w:val="en-US"/>
+              </w:rPr>
+              <w:t>truckType</w:t>
+            </w:r>
+            <w:proofErr w:type="spellEnd"/>
+            <w:r>
+              <w:rPr>
+                <w:rFonts w:ascii="Arial" w:hAnsi="Arial" w:cs="Arial"/>
+                <w:sz w:val="10"/>
+                <w:szCs w:val="10"/>
+                <w:lang w:val="en-US"/>
+              </w:rPr>
+              <w:t>}</w:t>
+            </w:r>
+          </w:p>
+        </w:tc>
+        <w:tc>
+          <w:tcPr>
+            <w:tcW w:w="1145" w:type="dxa"/>
+          </w:tcPr>
+          <w:p>
+            <w:pPr>
+              <w:pStyle w:val="a3"/>
+              <w:rPr>
+                <w:rFonts w:ascii="Arial" w:hAnsi="Arial" w:cs="Arial"/>
+                <w:sz w:val="10"/>
+                <w:szCs w:val="10"/>
+                <w:lang w:val="en-US"/>
+              </w:rPr>
+            </w:pPr>
+            <w:r>
+              <w:rPr>
+                <w:rFonts w:ascii="Arial" w:hAnsi="Arial" w:cs="Arial"/>
+                <w:sz w:val="10"/>
+                <w:szCs w:val="10"/>
+                <w:lang w:val="en-US"/>
+              </w:rPr>
+              <w:t>{</w:t>
+            </w:r>
+            <w:proofErr w:type="spellStart"/>
+            <w:r>
+              <w:rPr>
+                <w:rFonts w:ascii="Arial" w:hAnsi="Arial" w:cs="Arial"/>
+                <w:sz w:val="10"/>
+                <w:szCs w:val="10"/>
+                <w:lang w:val="en-US"/>
+              </w:rPr>
+              <w:t>driverName</w:t>
+            </w:r>
+            <w:proofErr w:type="spellEnd"/>
+            <w:r>
+              <w:rPr>
+                <w:rFonts w:ascii="Arial" w:hAnsi="Arial" w:cs="Arial"/>
+                <w:sz w:val="10"/>
+                <w:szCs w:val="10"/>
+                <w:lang w:val="en-US"/>
+              </w:rPr>
+              <w:t>}</w:t>
+            </w:r>
+          </w:p>
+        </w:tc>
+        <w:tc>
+          <w:tcPr>
+            <w:tcW w:w="588" w:type="dxa"/>
+          </w:tcPr>
+          <w:p>
+            <w:pPr>
+              <w:pStyle w:val="a3"/>
+              <w:jc w:val="center"/>
+              <w:rPr>
+                <w:rFonts w:ascii="Arial" w:hAnsi="Arial" w:cs="Arial"/>
+                <w:sz w:val="10"/>
+                <w:szCs w:val="10"/>
+                <w:lang w:val="en-US"/>
+              </w:rPr>
+            </w:pPr>
+            <w:r>
+              <w:rPr>
+                <w:rFonts w:ascii="Arial" w:hAnsi="Arial" w:cs="Arial"/>
+                <w:sz w:val="10"/>
+                <w:szCs w:val="10"/>
+                <w:lang w:val="en-US"/>
+              </w:rPr>
+              <w:t>{</w:t>
+            </w:r>
+            <w:r>
+              <w:rPr>
+                <w:rFonts w:ascii="Arial" w:hAnsi="Arial" w:cs="Arial"/>
+                <w:sz w:val="10"/>
+                <w:szCs w:val="10"/>
+                <w:lang w:val="en-US"/>
+              </w:rPr>
+              <w:t>num</w:t>
+            </w:r>
+            <w:r>
+              <w:rPr>
+                <w:rFonts w:ascii="Arial" w:hAnsi="Arial" w:cs="Arial"/>
+                <w:sz w:val="10"/>
+                <w:szCs w:val="10"/>
+                <w:lang w:val="en-US"/>
+              </w:rPr>
+              <w:t>}</w:t>
+            </w:r>
+          </w:p>
+        </w:tc>
+        <w:tc>
+          <w:tcPr>
+            <w:tcW w:w="588" w:type="dxa"/>
+          </w:tcPr>
+          <w:p>
+            <w:pPr>
+              <w:pStyle w:val="a3"/>
+              <w:jc w:val="center"/>
+              <w:rPr>
+                <w:rFonts w:ascii="Arial" w:hAnsi="Arial" w:cs="Arial"/>
+                <w:sz w:val="10"/>
+                <w:szCs w:val="10"/>
+                <w:lang w:val="en-US"/>
+              </w:rPr>
+            </w:pPr>
+            <w:r>
+              <w:rPr>
+                <w:rFonts w:ascii="Arial" w:hAnsi="Arial" w:cs="Arial"/>
+                <w:sz w:val="10"/>
+                <w:szCs w:val="10"/>
+                <w:lang w:val="en-US"/>
+              </w:rPr>
+              <w:t>{</w:t>
+            </w:r>
+            <w:proofErr w:type="spellStart"/>
+            <w:r>
+              <w:rPr>
+                <w:rFonts w:ascii="Arial" w:hAnsi="Arial" w:cs="Arial"/>
+                <w:sz w:val="10"/>
+                <w:szCs w:val="10"/>
+                <w:lang w:val="en-US"/>
+              </w:rPr>
+              <w:t>auctionNum</w:t>
+            </w:r>
+            <w:proofErr w:type="spellEnd"/>
+            <w:r>
+              <w:rPr>
+                <w:rFonts w:ascii="Arial" w:hAnsi="Arial" w:cs="Arial"/>
+                <w:sz w:val="10"/>
+                <w:szCs w:val="10"/>
+                <w:lang w:val="en-US"/>
+              </w:rPr>
+              <w:t>}</w:t>
+            </w:r>
+          </w:p>
+        </w:tc>
+        <w:tc>
+          <w:tcPr>
+            <w:tcW w:w="871" w:type="dxa"/>
+          </w:tcPr>
+          <w:p>
+            <w:pPr>
+              <w:pStyle w:val="a3"/>
+              <w:rPr>
+                <w:rFonts w:ascii="Arial" w:hAnsi="Arial" w:cs="Arial"/>
+                <w:sz w:val="10"/>
+                <w:szCs w:val="10"/>
+                <w:lang w:val="en-US"/>
+              </w:rPr>
+            </w:pPr>
+            <w:r>
+              <w:rPr>
+                <w:rFonts w:ascii="Arial" w:hAnsi="Arial" w:cs="Arial"/>
+                <w:sz w:val="10"/>
+                <w:szCs w:val="10"/>
+                <w:lang w:val="en-US"/>
+              </w:rPr>
+              <w:t>{</w:t>
+            </w:r>
+            <w:proofErr w:type="spellStart"/>
+            <w:r>
+              <w:rPr>
+                <w:rFonts w:ascii="Arial" w:hAnsi="Arial" w:cs="Arial"/>
+                <w:sz w:val="10"/>
+                <w:szCs w:val="10"/>
+                <w:lang w:val="en-US"/>
+              </w:rPr>
+              <w:t>ttnNums</w:t>
+            </w:r>
+            <w:proofErr w:type="spellEnd"/>
+            <w:r>
+              <w:rPr>
+                <w:rFonts w:ascii="Arial" w:hAnsi="Arial" w:cs="Arial"/>
+                <w:sz w:val="10"/>
+                <w:szCs w:val="10"/>
+                <w:lang w:val="en-US"/>
+              </w:rPr>
+              <w:t>}</w:t>
+            </w:r>
+          </w:p>
+        </w:tc>
+        <w:tc>
+          <w:tcPr>
+            <w:tcW w:w="996" w:type="dxa"/>
+          </w:tcPr>
+          <w:p>
+            <w:pPr>
+              <w:pStyle w:val="a3"/>
+              <w:rPr>
+                <w:rFonts w:ascii="Arial" w:hAnsi="Arial" w:cs="Arial"/>
+                <w:sz w:val="10"/>
+                <w:szCs w:val="10"/>
+                <w:lang w:val="en-US"/>
+              </w:rPr>
+            </w:pPr>
+            <w:r>
+              <w:rPr>
+                <w:rFonts w:ascii="Arial" w:hAnsi="Arial" w:cs="Arial"/>
+                <w:sz w:val="10"/>
+                <w:szCs w:val="10"/>
+                <w:lang w:val="en-US"/>
+              </w:rPr>
+              <w:t>{</w:t>
+            </w:r>
+            <w:r>
+              <w:rPr>
+                <w:rFonts w:ascii="Arial" w:hAnsi="Arial" w:cs="Arial"/>
+                <w:sz w:val="10"/>
+                <w:szCs w:val="10"/>
+                <w:lang w:val="en-US"/>
+              </w:rPr>
+              <w:t>shippers</w:t>
+            </w:r>
+            <w:r>
+              <w:rPr>
+                <w:rFonts w:ascii="Arial" w:hAnsi="Arial" w:cs="Arial"/>
+                <w:sz w:val="10"/>
+                <w:szCs w:val="10"/>
+                <w:lang w:val="en-US"/>
+              </w:rPr>
+              <w:t>}</w:t>
+            </w:r>
+          </w:p>
+        </w:tc>
+        <w:tc>
+          <w:tcPr>
+            <w:tcW w:w="1421" w:type="dxa"/>
+          </w:tcPr>
+          <w:p>
+            <w:pPr>
+              <w:pStyle w:val="a3"/>
+              <w:rPr>
+                <w:rFonts w:ascii="Arial" w:hAnsi="Arial" w:cs="Arial"/>
+                <w:sz w:val="10"/>
+                <w:szCs w:val="10"/>
+              </w:rPr>
+            </w:pPr>
+            <w:r>
+              <w:rPr>
+                <w:rFonts w:ascii="Arial" w:hAnsi="Arial" w:cs="Arial"/>
+                <w:sz w:val="10"/>
+                <w:szCs w:val="10"/>
+                <w:lang w:val="en-US"/>
+              </w:rPr>
+              <w:t>{</w:t>
+            </w:r>
+            <w:proofErr w:type="spellStart"/>
+            <w:r>
+              <w:rPr>
+                <w:rFonts w:ascii="Arial" w:hAnsi="Arial" w:cs="Arial"/>
+                <w:sz w:val="10"/>
+                <w:szCs w:val="10"/>
+                <w:lang w:val="en-US"/>
+              </w:rPr>
+              <w:t>loadPlaces</w:t>
+            </w:r>
+            <w:proofErr w:type="spellEnd"/>
+            <w:r>
+              <w:rPr>
+                <w:rFonts w:ascii="Arial" w:hAnsi="Arial" w:cs="Arial"/>
+                <w:sz w:val="10"/>
+                <w:szCs w:val="10"/>
+                <w:lang w:val="en-US"/>
+              </w:rPr>
+              <w:t>}</w:t>
+            </w:r>
+          </w:p>
+        </w:tc>
+        <w:tc>
+          <w:tcPr>
+            <w:tcW w:w="995" w:type="dxa"/>
+          </w:tcPr>
+          <w:p>
+            <w:pPr>
+              <w:pStyle w:val="a3"/>
+              <w:rPr>
+                <w:rFonts w:ascii="Arial" w:hAnsi="Arial" w:cs="Arial"/>
+                <w:sz w:val="10"/>
+                <w:szCs w:val="10"/>
+                <w:lang w:val="en-US"/>
+              </w:rPr>
+            </w:pPr>
+            <w:r>
+              <w:rPr>
+                <w:rFonts w:ascii="Arial" w:hAnsi="Arial" w:cs="Arial"/>
+                <w:sz w:val="10"/>
+                <w:szCs w:val="10"/>
+                <w:lang w:val="en-US"/>
+              </w:rPr>
+              <w:t>{</w:t>
+            </w:r>
+            <w:r>
+              <w:rPr>
+                <w:rFonts w:ascii="Arial" w:hAnsi="Arial" w:cs="Arial"/>
+                <w:sz w:val="10"/>
+                <w:szCs w:val="10"/>
+                <w:lang w:val="en-US"/>
+              </w:rPr>
+              <w:t>consignee</w:t>
+            </w:r>
+            <w:r>
+              <w:rPr>
+                <w:rFonts w:ascii="Arial" w:hAnsi="Arial" w:cs="Arial"/>
+                <w:sz w:val="10"/>
+                <w:szCs w:val="10"/>
+                <w:lang w:val="en-US"/>
+              </w:rPr>
+              <w:t>}</w:t>
+            </w:r>
+          </w:p>
+        </w:tc>
+        <w:tc>
+          <w:tcPr>
+            <w:tcW w:w="1468" w:type="dxa"/>
+          </w:tcPr>
+          <w:p>
+            <w:pPr>
+              <w:pStyle w:val="a3"/>
+              <w:rPr>
+                <w:rFonts w:ascii="Arial" w:hAnsi="Arial" w:cs="Arial"/>
+                <w:sz w:val="10"/>
+                <w:szCs w:val="10"/>
+              </w:rPr>
+            </w:pPr>
+            <w:r>
+              <w:rPr>
+                <w:rFonts w:ascii="Arial" w:hAnsi="Arial" w:cs="Arial"/>
+                <w:sz w:val="10"/>
+                <w:szCs w:val="10"/>
+                <w:lang w:val="en-US"/>
+              </w:rPr>
+              <w:t>{</w:t>
+            </w:r>
+            <w:proofErr w:type="spellStart"/>
+            <w:r>
+              <w:rPr>
+                <w:rFonts w:ascii="Arial" w:hAnsi="Arial" w:cs="Arial"/>
+                <w:sz w:val="10"/>
+                <w:szCs w:val="10"/>
+                <w:lang w:val="en-US"/>
+              </w:rPr>
+              <w:t>unloadPlaces</w:t>
+            </w:r>
+            <w:proofErr w:type="spellEnd"/>
+            <w:r>
+              <w:rPr>
+                <w:rFonts w:ascii="Arial" w:hAnsi="Arial" w:cs="Arial"/>
+                <w:sz w:val="10"/>
+                <w:szCs w:val="10"/>
+                <w:lang w:val="en-US"/>
+              </w:rPr>
+              <w:t>}</w:t>
+            </w:r>
+          </w:p>
+        </w:tc>
+        <w:tc>
+          <w:tcPr>
+            <w:tcW w:w="733" w:type="dxa"/>
+          </w:tcPr>
+          <w:p>
+            <w:pPr>
+              <w:pStyle w:val="a3"/>
+              <w:jc w:val="right"/>
+              <w:rPr>
+                <w:rFonts w:ascii="Arial" w:hAnsi="Arial" w:cs="Arial"/>
+                <w:sz w:val="10"/>
+                <w:szCs w:val="10"/>
+                <w:lang w:val="en-US"/>
+              </w:rPr>
+            </w:pPr>
+            <w:r>
+              <w:rPr>
+                <w:rFonts w:ascii="Arial" w:hAnsi="Arial" w:cs="Arial"/>
+                <w:sz w:val="10"/>
+                <w:szCs w:val="10"/>
+                <w:lang w:val="en-US"/>
+              </w:rPr>
+              <w:t>{#base}{price}{/base}</w:t>
+            </w:r>
+          </w:p>
+        </w:tc>
+        <w:tc>
+          <w:tcPr>
+            <w:tcW w:w="733" w:type="dxa"/>
+          </w:tcPr>
+          <w:p>
+            <w:pPr>
+              <w:pStyle w:val="a3"/>
+              <w:jc w:val="right"/>
+              <w:rPr>
+                <w:rFonts w:ascii="Arial" w:hAnsi="Arial" w:cs="Arial"/>
+                <w:sz w:val="10"/>
+                <w:szCs w:val="10"/>
+                <w:lang w:val="en-US"/>
+              </w:rPr>
+            </w:pPr>
+            <w:r>
+              <w:rPr>
+                <w:rFonts w:ascii="Arial" w:hAnsi="Arial" w:cs="Arial"/>
+                <w:sz w:val="10"/>
+                <w:szCs w:val="10"/>
+                <w:lang w:val="en-US"/>
+              </w:rPr>
+              <w:t>{#loadingD}{price}{/loadingD}</w:t>
+            </w:r>
+          </w:p>
+        </w:tc>
+        <w:tc>
+          <w:tcPr>
+            <w:tcW w:w="733" w:type="dxa"/>
+          </w:tcPr>
+          <w:p>
+            <w:pPr>
+              <w:pStyle w:val="a3"/>
+              <w:jc w:val="right"/>
+              <w:rPr>
+                <w:rFonts w:ascii="Arial" w:hAnsi="Arial" w:cs="Arial"/>
+                <w:sz w:val="10"/>
+                <w:szCs w:val="10"/>
+                <w:lang w:val="en-US"/>
+              </w:rPr>
+            </w:pPr>
+            <w:r>
+              <w:rPr>
+                <w:rFonts w:ascii="Arial" w:hAnsi="Arial" w:cs="Arial"/>
+                <w:sz w:val="10"/>
+                <w:szCs w:val="10"/>
+                <w:lang w:val="en-US"/>
+              </w:rPr>
+              <w:t>{#unloadingD}{price}{/unloadingD}</w:t>
+            </w:r>
+          </w:p>
+        </w:tc>
+        <w:tc>
+          <w:tcPr>
+            <w:tcW w:w="733" w:type="dxa"/>
+          </w:tcPr>
+          <w:p>
+            <w:pPr>
+              <w:pStyle w:val="a3"/>
+              <w:jc w:val="right"/>
+              <w:rPr>
+                <w:rFonts w:ascii="Arial" w:hAnsi="Arial" w:cs="Arial"/>
+                <w:sz w:val="10"/>
+                <w:szCs w:val="10"/>
+                <w:lang w:val="en-US"/>
+              </w:rPr>
+            </w:pPr>
+            <w:r>
+              <w:rPr>
+                <w:rFonts w:ascii="Arial" w:hAnsi="Arial" w:cs="Arial"/>
+                <w:sz w:val="10"/>
+                <w:szCs w:val="10"/>
+                <w:lang w:val="en-US"/>
+              </w:rPr>
               <w:t>{#</w:t>
             </w:r>
-            <w:proofErr w:type="gramStart"/>
-            <w:r>
-              <w:rPr>
-                <w:rFonts w:ascii="Arial" w:hAnsi="Arial" w:cs="Arial"/>
-                <w:sz w:val="10"/>
-                <w:szCs w:val="10"/>
-                <w:lang w:val="en-US"/>
-              </w:rPr>
-              <w:t>pO}{</w:t>
-            </w:r>
-            <w:proofErr w:type="gramEnd"/>
-            <w:r>
-              <w:rPr>
-                <w:rFonts w:ascii="Arial" w:hAnsi="Arial" w:cs="Arial"/>
-                <w:sz w:val="10"/>
-                <w:szCs w:val="10"/>
-                <w:lang w:val="en-US"/>
-              </w:rPr>
-              <w:t>idx}</w:t>
-            </w:r>
-          </w:p>
-        </w:tc>
-        <w:tc>
-          <w:tcPr>
-            <w:tcW w:w="594" w:type="dxa"/>
-          </w:tcPr>
-          <w:p>
-            <w:pPr>
-              <w:pStyle w:val="a3"/>
-              <w:jc w:val="center"/>
-              <w:rPr>
-                <w:rFonts w:ascii="Arial" w:hAnsi="Arial" w:cs="Arial"/>
-                <w:sz w:val="10"/>
-                <w:szCs w:val="10"/>
-                <w:lang w:val="en-US"/>
-              </w:rPr>
-            </w:pPr>
-            <w:r>
-              <w:rPr>
-                <w:rFonts w:ascii="Arial" w:hAnsi="Arial" w:cs="Arial"/>
-                <w:sz w:val="10"/>
-                <w:szCs w:val="10"/>
-                <w:lang w:val="en-US"/>
-              </w:rPr>
-              <w:t>{</w:t>
-            </w:r>
-            <w:proofErr w:type="spellStart"/>
-            <w:r>
-              <w:rPr>
-                <w:rFonts w:ascii="Arial" w:hAnsi="Arial" w:cs="Arial"/>
-                <w:sz w:val="10"/>
-                <w:szCs w:val="10"/>
-                <w:lang w:val="en-US"/>
-              </w:rPr>
-              <w:t>orderDate</w:t>
-            </w:r>
-            <w:proofErr w:type="spellEnd"/>
-            <w:r>
-              <w:rPr>
-                <w:rFonts w:ascii="Arial" w:hAnsi="Arial" w:cs="Arial"/>
-                <w:sz w:val="10"/>
-                <w:szCs w:val="10"/>
-                <w:lang w:val="en-US"/>
-              </w:rPr>
-              <w:t>}</w:t>
-            </w:r>
-          </w:p>
-        </w:tc>
-        <w:tc>
-          <w:tcPr>
-            <w:tcW w:w="399" w:type="dxa"/>
-          </w:tcPr>
-          <w:p>
-            <w:pPr>
-              <w:pStyle w:val="a3"/>
-              <w:jc w:val="center"/>
-              <w:rPr>
-                <w:rFonts w:ascii="Arial" w:hAnsi="Arial" w:cs="Arial"/>
-                <w:sz w:val="10"/>
-                <w:szCs w:val="10"/>
-                <w:lang w:val="en-US"/>
-              </w:rPr>
-            </w:pPr>
-            <w:r>
-              <w:rPr>
-                <w:rFonts w:ascii="Arial" w:hAnsi="Arial" w:cs="Arial"/>
-                <w:sz w:val="10"/>
-                <w:szCs w:val="10"/>
-                <w:lang w:val="en-US"/>
-              </w:rPr>
-              <w:t>{</w:t>
-            </w:r>
-            <w:proofErr w:type="spellStart"/>
-            <w:r>
-              <w:rPr>
-                <w:rFonts w:ascii="Arial" w:hAnsi="Arial" w:cs="Arial"/>
-                <w:sz w:val="10"/>
-                <w:szCs w:val="10"/>
-                <w:lang w:val="en-US"/>
-              </w:rPr>
-              <w:t>order</w:t>
-            </w:r>
-            <w:r>
-              <w:rPr>
-                <w:rFonts w:ascii="Arial" w:hAnsi="Arial" w:cs="Arial"/>
-                <w:sz w:val="10"/>
-                <w:szCs w:val="10"/>
-                <w:lang w:val="en-US"/>
-              </w:rPr>
-              <w:t>Time</w:t>
-            </w:r>
-            <w:proofErr w:type="spellEnd"/>
-            <w:r>
-              <w:rPr>
-                <w:rFonts w:ascii="Arial" w:hAnsi="Arial" w:cs="Arial"/>
-                <w:sz w:val="10"/>
-                <w:szCs w:val="10"/>
-                <w:lang w:val="en-US"/>
-              </w:rPr>
-              <w:t>}</w:t>
-            </w:r>
-          </w:p>
-        </w:tc>
-        <w:tc>
-          <w:tcPr>
-            <w:tcW w:w="711" w:type="dxa"/>
-          </w:tcPr>
-          <w:p>
-            <w:pPr>
-              <w:pStyle w:val="a3"/>
-              <w:jc w:val="center"/>
-              <w:rPr>
-                <w:rFonts w:ascii="Arial" w:hAnsi="Arial" w:cs="Arial"/>
-                <w:sz w:val="10"/>
-                <w:szCs w:val="10"/>
-                <w:lang w:val="en-US"/>
-              </w:rPr>
-            </w:pPr>
-            <w:r>
-              <w:rPr>
-                <w:rFonts w:ascii="Arial" w:hAnsi="Arial" w:cs="Arial"/>
-                <w:sz w:val="10"/>
-                <w:szCs w:val="10"/>
-                <w:lang w:val="en-US"/>
-              </w:rPr>
-              <w:t>{</w:t>
-            </w:r>
-            <w:proofErr w:type="spellStart"/>
-            <w:r>
-              <w:rPr>
-                <w:rFonts w:ascii="Arial" w:hAnsi="Arial" w:cs="Arial"/>
-                <w:sz w:val="10"/>
-                <w:szCs w:val="10"/>
-                <w:lang w:val="en-US"/>
-              </w:rPr>
-              <w:t>truckNum</w:t>
-            </w:r>
-            <w:proofErr w:type="spellEnd"/>
-            <w:r>
-              <w:rPr>
-                <w:rFonts w:ascii="Arial" w:hAnsi="Arial" w:cs="Arial"/>
-                <w:sz w:val="10"/>
-                <w:szCs w:val="10"/>
-                <w:lang w:val="en-US"/>
-              </w:rPr>
-              <w:t>}</w:t>
-            </w:r>
-          </w:p>
-        </w:tc>
-        <w:tc>
-          <w:tcPr>
-            <w:tcW w:w="506" w:type="dxa"/>
-          </w:tcPr>
-          <w:p>
-            <w:pPr>
-              <w:pStyle w:val="a3"/>
-              <w:jc w:val="center"/>
-              <w:rPr>
-                <w:rFonts w:ascii="Arial" w:hAnsi="Arial" w:cs="Arial"/>
-                <w:sz w:val="10"/>
-                <w:szCs w:val="10"/>
-                <w:lang w:val="en-US"/>
-              </w:rPr>
-            </w:pPr>
-            <w:r>
-              <w:rPr>
-                <w:rFonts w:ascii="Arial" w:hAnsi="Arial" w:cs="Arial"/>
-                <w:sz w:val="10"/>
-                <w:szCs w:val="10"/>
-                <w:lang w:val="en-US"/>
-              </w:rPr>
-              <w:t>{</w:t>
-            </w:r>
-            <w:proofErr w:type="spellStart"/>
-            <w:r>
-              <w:rPr>
-                <w:rFonts w:ascii="Arial" w:hAnsi="Arial" w:cs="Arial"/>
-                <w:sz w:val="10"/>
-                <w:szCs w:val="10"/>
-                <w:lang w:val="en-US"/>
-              </w:rPr>
-              <w:t>truckType</w:t>
-            </w:r>
-            <w:proofErr w:type="spellEnd"/>
-            <w:r>
-              <w:rPr>
-                <w:rFonts w:ascii="Arial" w:hAnsi="Arial" w:cs="Arial"/>
-                <w:sz w:val="10"/>
-                <w:szCs w:val="10"/>
-                <w:lang w:val="en-US"/>
-              </w:rPr>
-              <w:t>}</w:t>
-            </w:r>
-          </w:p>
-        </w:tc>
-        <w:tc>
-          <w:tcPr>
-            <w:tcW w:w="1145" w:type="dxa"/>
-          </w:tcPr>
-          <w:p>
-            <w:pPr>
-              <w:pStyle w:val="a3"/>
-              <w:rPr>
-                <w:rFonts w:ascii="Arial" w:hAnsi="Arial" w:cs="Arial"/>
-                <w:sz w:val="10"/>
-                <w:szCs w:val="10"/>
-                <w:lang w:val="en-US"/>
-              </w:rPr>
-            </w:pPr>
-            <w:r>
-              <w:rPr>
-                <w:rFonts w:ascii="Arial" w:hAnsi="Arial" w:cs="Arial"/>
-                <w:sz w:val="10"/>
-                <w:szCs w:val="10"/>
-                <w:lang w:val="en-US"/>
-              </w:rPr>
-              <w:t>{</w:t>
-            </w:r>
-            <w:proofErr w:type="spellStart"/>
-            <w:r>
-              <w:rPr>
-                <w:rFonts w:ascii="Arial" w:hAnsi="Arial" w:cs="Arial"/>
-                <w:sz w:val="10"/>
-                <w:szCs w:val="10"/>
-                <w:lang w:val="en-US"/>
-              </w:rPr>
-              <w:t>driverName</w:t>
-            </w:r>
-            <w:proofErr w:type="spellEnd"/>
-            <w:r>
-              <w:rPr>
-                <w:rFonts w:ascii="Arial" w:hAnsi="Arial" w:cs="Arial"/>
-                <w:sz w:val="10"/>
-                <w:szCs w:val="10"/>
-                <w:lang w:val="en-US"/>
-              </w:rPr>
-              <w:t>}</w:t>
-            </w:r>
-          </w:p>
-        </w:tc>
-        <w:tc>
-          <w:tcPr>
-            <w:tcW w:w="588" w:type="dxa"/>
-          </w:tcPr>
-          <w:p>
-            <w:pPr>
-              <w:pStyle w:val="a3"/>
-              <w:jc w:val="center"/>
-              <w:rPr>
-                <w:rFonts w:ascii="Arial" w:hAnsi="Arial" w:cs="Arial"/>
-                <w:sz w:val="10"/>
-                <w:szCs w:val="10"/>
-                <w:lang w:val="en-US"/>
-              </w:rPr>
-            </w:pPr>
-            <w:r>
-              <w:rPr>
-                <w:rFonts w:ascii="Arial" w:hAnsi="Arial" w:cs="Arial"/>
-                <w:sz w:val="10"/>
-                <w:szCs w:val="10"/>
-                <w:lang w:val="en-US"/>
-              </w:rPr>
-              <w:t>{</w:t>
-            </w:r>
-            <w:r>
-              <w:rPr>
-                <w:rFonts w:ascii="Arial" w:hAnsi="Arial" w:cs="Arial"/>
-                <w:sz w:val="10"/>
-                <w:szCs w:val="10"/>
-                <w:lang w:val="en-US"/>
-              </w:rPr>
-              <w:t>num</w:t>
-            </w:r>
-            <w:r>
-              <w:rPr>
-                <w:rFonts w:ascii="Arial" w:hAnsi="Arial" w:cs="Arial"/>
-                <w:sz w:val="10"/>
-                <w:szCs w:val="10"/>
-                <w:lang w:val="en-US"/>
-              </w:rPr>
-              <w:t>}</w:t>
-            </w:r>
-          </w:p>
-        </w:tc>
-        <w:tc>
-          <w:tcPr>
-            <w:tcW w:w="588" w:type="dxa"/>
-          </w:tcPr>
-          <w:p>
-            <w:pPr>
-              <w:pStyle w:val="a3"/>
-              <w:jc w:val="center"/>
-              <w:rPr>
-                <w:rFonts w:ascii="Arial" w:hAnsi="Arial" w:cs="Arial"/>
-                <w:sz w:val="10"/>
-                <w:szCs w:val="10"/>
-                <w:lang w:val="en-US"/>
-              </w:rPr>
-            </w:pPr>
-            <w:r>
-              <w:rPr>
-                <w:rFonts w:ascii="Arial" w:hAnsi="Arial" w:cs="Arial"/>
-                <w:sz w:val="10"/>
-                <w:szCs w:val="10"/>
-                <w:lang w:val="en-US"/>
-              </w:rPr>
-              <w:t>{</w:t>
-            </w:r>
-            <w:proofErr w:type="spellStart"/>
-            <w:r>
-              <w:rPr>
-                <w:rFonts w:ascii="Arial" w:hAnsi="Arial" w:cs="Arial"/>
-                <w:sz w:val="10"/>
-                <w:szCs w:val="10"/>
-                <w:lang w:val="en-US"/>
-              </w:rPr>
-              <w:t>auctionNum</w:t>
-            </w:r>
-            <w:proofErr w:type="spellEnd"/>
-            <w:r>
-              <w:rPr>
-                <w:rFonts w:ascii="Arial" w:hAnsi="Arial" w:cs="Arial"/>
-                <w:sz w:val="10"/>
-                <w:szCs w:val="10"/>
-                <w:lang w:val="en-US"/>
-              </w:rPr>
-              <w:t>}</w:t>
-            </w:r>
-          </w:p>
-        </w:tc>
-        <w:tc>
-          <w:tcPr>
-            <w:tcW w:w="871" w:type="dxa"/>
-          </w:tcPr>
-          <w:p>
-            <w:pPr>
-              <w:pStyle w:val="a3"/>
-              <w:rPr>
-                <w:rFonts w:ascii="Arial" w:hAnsi="Arial" w:cs="Arial"/>
-                <w:sz w:val="10"/>
-                <w:szCs w:val="10"/>
-                <w:lang w:val="en-US"/>
-              </w:rPr>
-            </w:pPr>
-            <w:r>
-              <w:rPr>
-                <w:rFonts w:ascii="Arial" w:hAnsi="Arial" w:cs="Arial"/>
-                <w:sz w:val="10"/>
-                <w:szCs w:val="10"/>
-                <w:lang w:val="en-US"/>
-              </w:rPr>
-              <w:t>{</w:t>
-            </w:r>
-            <w:proofErr w:type="spellStart"/>
-            <w:r>
-              <w:rPr>
-                <w:rFonts w:ascii="Arial" w:hAnsi="Arial" w:cs="Arial"/>
-                <w:sz w:val="10"/>
-                <w:szCs w:val="10"/>
-                <w:lang w:val="en-US"/>
-              </w:rPr>
-              <w:t>ttnNums</w:t>
-            </w:r>
-            <w:proofErr w:type="spellEnd"/>
-            <w:r>
-              <w:rPr>
-                <w:rFonts w:ascii="Arial" w:hAnsi="Arial" w:cs="Arial"/>
-                <w:sz w:val="10"/>
-                <w:szCs w:val="10"/>
-                <w:lang w:val="en-US"/>
-              </w:rPr>
-              <w:t>}</w:t>
-            </w:r>
-          </w:p>
-        </w:tc>
-        <w:tc>
-          <w:tcPr>
-            <w:tcW w:w="996" w:type="dxa"/>
-          </w:tcPr>
-          <w:p>
-            <w:pPr>
-              <w:pStyle w:val="a3"/>
-              <w:rPr>
-                <w:rFonts w:ascii="Arial" w:hAnsi="Arial" w:cs="Arial"/>
-                <w:sz w:val="10"/>
-                <w:szCs w:val="10"/>
-                <w:lang w:val="en-US"/>
-              </w:rPr>
-            </w:pPr>
-            <w:r>
-              <w:rPr>
-                <w:rFonts w:ascii="Arial" w:hAnsi="Arial" w:cs="Arial"/>
-                <w:sz w:val="10"/>
-                <w:szCs w:val="10"/>
-                <w:lang w:val="en-US"/>
-              </w:rPr>
-              <w:t>{</w:t>
-            </w:r>
-            <w:r>
-              <w:rPr>
-                <w:rFonts w:ascii="Arial" w:hAnsi="Arial" w:cs="Arial"/>
-                <w:sz w:val="10"/>
-                <w:szCs w:val="10"/>
-                <w:lang w:val="en-US"/>
-              </w:rPr>
-              <w:t>shippers</w:t>
-            </w:r>
-            <w:r>
-              <w:rPr>
-                <w:rFonts w:ascii="Arial" w:hAnsi="Arial" w:cs="Arial"/>
-                <w:sz w:val="10"/>
-                <w:szCs w:val="10"/>
-                <w:lang w:val="en-US"/>
-              </w:rPr>
-              <w:t>}</w:t>
-            </w:r>
-          </w:p>
-        </w:tc>
-        <w:tc>
-          <w:tcPr>
-            <w:tcW w:w="1421" w:type="dxa"/>
-          </w:tcPr>
-          <w:p>
-            <w:pPr>
-              <w:pStyle w:val="a3"/>
-              <w:rPr>
-                <w:rFonts w:ascii="Arial" w:hAnsi="Arial" w:cs="Arial"/>
-                <w:sz w:val="10"/>
-                <w:szCs w:val="10"/>
-              </w:rPr>
-            </w:pPr>
-            <w:r>
-              <w:rPr>
-                <w:rFonts w:ascii="Arial" w:hAnsi="Arial" w:cs="Arial"/>
-                <w:sz w:val="10"/>
-                <w:szCs w:val="10"/>
-                <w:lang w:val="en-US"/>
-              </w:rPr>
-              <w:t>{</w:t>
-            </w:r>
-            <w:proofErr w:type="spellStart"/>
-            <w:r>
-              <w:rPr>
-                <w:rFonts w:ascii="Arial" w:hAnsi="Arial" w:cs="Arial"/>
-                <w:sz w:val="10"/>
-                <w:szCs w:val="10"/>
-                <w:lang w:val="en-US"/>
-              </w:rPr>
-              <w:t>loadPlaces</w:t>
-            </w:r>
-            <w:proofErr w:type="spellEnd"/>
-            <w:r>
-              <w:rPr>
-                <w:rFonts w:ascii="Arial" w:hAnsi="Arial" w:cs="Arial"/>
-                <w:sz w:val="10"/>
-                <w:szCs w:val="10"/>
-                <w:lang w:val="en-US"/>
-              </w:rPr>
-              <w:t>}</w:t>
-            </w:r>
-          </w:p>
-        </w:tc>
-        <w:tc>
-          <w:tcPr>
-            <w:tcW w:w="995" w:type="dxa"/>
-          </w:tcPr>
-          <w:p>
-            <w:pPr>
-              <w:pStyle w:val="a3"/>
-              <w:rPr>
-                <w:rFonts w:ascii="Arial" w:hAnsi="Arial" w:cs="Arial"/>
-                <w:sz w:val="10"/>
-                <w:szCs w:val="10"/>
-                <w:lang w:val="en-US"/>
-              </w:rPr>
-            </w:pPr>
-            <w:r>
-              <w:rPr>
-                <w:rFonts w:ascii="Arial" w:hAnsi="Arial" w:cs="Arial"/>
-                <w:sz w:val="10"/>
-                <w:szCs w:val="10"/>
-                <w:lang w:val="en-US"/>
-              </w:rPr>
-              <w:t>{</w:t>
-            </w:r>
-            <w:r>
-              <w:rPr>
-                <w:rFonts w:ascii="Arial" w:hAnsi="Arial" w:cs="Arial"/>
-                <w:sz w:val="10"/>
-                <w:szCs w:val="10"/>
-                <w:lang w:val="en-US"/>
-              </w:rPr>
-              <w:t>consignee</w:t>
-            </w:r>
-            <w:r>
-              <w:rPr>
-                <w:rFonts w:ascii="Arial" w:hAnsi="Arial" w:cs="Arial"/>
-                <w:sz w:val="10"/>
-                <w:szCs w:val="10"/>
-                <w:lang w:val="en-US"/>
-              </w:rPr>
-              <w:t>}</w:t>
-            </w:r>
-          </w:p>
-        </w:tc>
-        <w:tc>
-          <w:tcPr>
-            <w:tcW w:w="1468" w:type="dxa"/>
-          </w:tcPr>
-          <w:p>
-            <w:pPr>
-              <w:pStyle w:val="a3"/>
-              <w:rPr>
-                <w:rFonts w:ascii="Arial" w:hAnsi="Arial" w:cs="Arial"/>
-                <w:sz w:val="10"/>
-                <w:szCs w:val="10"/>
-              </w:rPr>
-            </w:pPr>
-            <w:r>
-              <w:rPr>
-                <w:rFonts w:ascii="Arial" w:hAnsi="Arial" w:cs="Arial"/>
-                <w:sz w:val="10"/>
-                <w:szCs w:val="10"/>
-                <w:lang w:val="en-US"/>
-              </w:rPr>
-              <w:t>{</w:t>
-            </w:r>
-            <w:proofErr w:type="spellStart"/>
-            <w:r>
-              <w:rPr>
-                <w:rFonts w:ascii="Arial" w:hAnsi="Arial" w:cs="Arial"/>
-                <w:sz w:val="10"/>
-                <w:szCs w:val="10"/>
-                <w:lang w:val="en-US"/>
-              </w:rPr>
-              <w:t>unloadPlaces</w:t>
-            </w:r>
-            <w:proofErr w:type="spellEnd"/>
-            <w:r>
-              <w:rPr>
-                <w:rFonts w:ascii="Arial" w:hAnsi="Arial" w:cs="Arial"/>
-                <w:sz w:val="10"/>
-                <w:szCs w:val="10"/>
-                <w:lang w:val="en-US"/>
-              </w:rPr>
-              <w:t>}</w:t>
+            <w:r>
+              <w:rPr>
+                <w:rFonts w:ascii="Arial" w:hAnsi="Arial" w:cs="Arial"/>
+                <w:sz w:val="10"/>
+                <w:szCs w:val="10"/>
+                <w:lang w:val="en-US"/>
+              </w:rPr>
+              <w:t>returnP</w:t>
+            </w:r>
+            <w:r>
+              <w:rPr>
+                <w:rFonts w:ascii="Arial" w:hAnsi="Arial" w:cs="Arial"/>
+                <w:sz w:val="10"/>
+                <w:szCs w:val="10"/>
+                <w:lang w:val="en-US"/>
+              </w:rPr>
+              <w:t>}{price}{/returnP}</w:t>
             </w:r>
           </w:p>
         </w:tc>
@@ -1694,27 +1796,33 @@
                 <w:szCs w:val="10"/>
                 <w:lang w:val="en-US"/>
               </w:rPr>
-              <w:t>{#</w:t>
-            </w:r>
-            <w:proofErr w:type="gramStart"/>
-            <w:r>
-              <w:rPr>
-                <w:rFonts w:ascii="Arial" w:hAnsi="Arial" w:cs="Arial"/>
-                <w:sz w:val="10"/>
-                <w:szCs w:val="10"/>
-                <w:lang w:val="en-US"/>
-              </w:rPr>
-              <w:t>base}{</w:t>
-            </w:r>
-            <w:proofErr w:type="gramEnd"/>
-            <w:r>
-              <w:rPr>
-                <w:rFonts w:ascii="Arial" w:hAnsi="Arial" w:cs="Arial"/>
-                <w:sz w:val="10"/>
-                <w:szCs w:val="10"/>
-                <w:lang w:val="en-US"/>
-              </w:rPr>
-              <w:t>price}{/base}</w:t>
+              <w:t>{#additP}{price}{/additP}</w:t>
+            </w:r>
+          </w:p>
+        </w:tc>
+        <w:tc>
+          <w:tcPr>
+            <w:tcW w:w="731" w:type="dxa"/>
+          </w:tcPr>
+          <w:p>
+            <w:pPr>
+              <w:pStyle w:val="a3"/>
+              <w:jc w:val="right"/>
+              <w:rPr>
+                <w:rFonts w:ascii="Arial" w:hAnsi="Arial" w:cs="Arial"/>
+                <w:sz w:val="10"/>
+                <w:szCs w:val="10"/>
+                <w:lang w:val="en-US"/>
+              </w:rPr>
+            </w:pPr>
+            <w:r>
+              <w:rPr>
+                <w:rFonts w:ascii="Arial" w:hAnsi="Arial" w:cs="Arial"/>
+                <w:sz w:val="10"/>
+                <w:szCs w:val="10"/>
+                <w:lang w:val="en-US"/>
+              </w:rPr>
+              <w:t>{#otherP}{price}{/otherP}</w:t>
             </w:r>
           </w:p>
         </w:tc>
@@ -1740,286 +1848,7 @@
                 <w:szCs w:val="10"/>
                 <w:lang w:val="en-US"/>
               </w:rPr>
-              <w:t>{#</w:t>
-            </w:r>
-            <w:proofErr w:type="gramStart"/>
-            <w:r>
-              <w:rPr>
-                <w:rFonts w:ascii="Arial" w:hAnsi="Arial" w:cs="Arial"/>
-                <w:sz w:val="10"/>
-                <w:szCs w:val="10"/>
-                <w:lang w:val="en-US"/>
-              </w:rPr>
-              <w:t>loadingD}{</w:t>
-            </w:r>
-            <w:proofErr w:type="gramEnd"/>
-            <w:r>
-              <w:rPr>
-                <w:rFonts w:ascii="Arial" w:hAnsi="Arial" w:cs="Arial"/>
-                <w:sz w:val="10"/>
-                <w:szCs w:val="10"/>
-                <w:lang w:val="en-US"/>
-              </w:rPr>
-              <w:t>price}{/loadingD}</w:t>
-            </w:r>
-          </w:p>
-        </w:tc>
-        <w:tc>
-          <w:tcPr>
-            <w:tcW w:w="733" w:type="dxa"/>
-          </w:tcPr>
-          <w:p>
-            <w:pPr>
-              <w:pStyle w:val="a3"/>
-              <w:jc w:val="right"/>
-              <w:rPr>
-                <w:rFonts w:ascii="Arial" w:hAnsi="Arial" w:cs="Arial"/>
-                <w:sz w:val="10"/>
-                <w:szCs w:val="10"/>
-                <w:lang w:val="en-US"/>
-              </w:rPr>
-            </w:pPr>
-            <w:r>
-              <w:rPr>
-                <w:rFonts w:ascii="Arial" w:hAnsi="Arial" w:cs="Arial"/>
-                <w:sz w:val="10"/>
-                <w:szCs w:val="10"/>
-                <w:lang w:val="en-US"/>
-              </w:rPr>
-              <w:t>{#</w:t>
-            </w:r>
-            <w:proofErr w:type="gramStart"/>
-            <w:r>
-              <w:rPr>
-                <w:rFonts w:ascii="Arial" w:hAnsi="Arial" w:cs="Arial"/>
-                <w:sz w:val="10"/>
-                <w:szCs w:val="10"/>
-                <w:lang w:val="en-US"/>
-              </w:rPr>
-              <w:t>unloadingD}{</w:t>
-            </w:r>
-            <w:proofErr w:type="gramEnd"/>
-            <w:r>
-              <w:rPr>
-                <w:rFonts w:ascii="Arial" w:hAnsi="Arial" w:cs="Arial"/>
-                <w:sz w:val="10"/>
-                <w:szCs w:val="10"/>
-                <w:lang w:val="en-US"/>
-              </w:rPr>
-              <w:t>price}{/unloadingD}</w:t>
-            </w:r>
-          </w:p>
-        </w:tc>
-        <w:tc>
-          <w:tcPr>
-            <w:tcW w:w="733" w:type="dxa"/>
-          </w:tcPr>
-          <w:p>
-            <w:pPr>
-              <w:pStyle w:val="a3"/>
-              <w:jc w:val="right"/>
-              <w:rPr>
-                <w:rFonts w:ascii="Arial" w:hAnsi="Arial" w:cs="Arial"/>
-                <w:sz w:val="10"/>
-                <w:szCs w:val="10"/>
-                <w:lang w:val="en-US"/>
-              </w:rPr>
-            </w:pPr>
-            <w:r>
-              <w:rPr>
-                <w:rFonts w:ascii="Arial" w:hAnsi="Arial" w:cs="Arial"/>
-                <w:sz w:val="10"/>
-                <w:szCs w:val="10"/>
-                <w:lang w:val="en-US"/>
-              </w:rPr>
-              <w:t>{#</w:t>
-            </w:r>
-            <w:proofErr w:type="gramStart"/>
-            <w:r>
-              <w:rPr>
-                <w:rFonts w:ascii="Arial" w:hAnsi="Arial" w:cs="Arial"/>
-                <w:sz w:val="10"/>
-                <w:szCs w:val="10"/>
-                <w:lang w:val="en-US"/>
-              </w:rPr>
-              <w:t>returnP</w:t>
-            </w:r>
-            <w:r>
-              <w:rPr>
-                <w:rFonts w:ascii="Arial" w:hAnsi="Arial" w:cs="Arial"/>
-                <w:sz w:val="10"/>
-                <w:szCs w:val="10"/>
-                <w:lang w:val="en-US"/>
-              </w:rPr>
-              <w:t>}{</w:t>
-            </w:r>
-            <w:proofErr w:type="gramEnd"/>
-            <w:r>
-              <w:rPr>
-                <w:rFonts w:ascii="Arial" w:hAnsi="Arial" w:cs="Arial"/>
-                <w:sz w:val="10"/>
-                <w:szCs w:val="10"/>
-                <w:lang w:val="en-US"/>
-              </w:rPr>
-              <w:t>price}{/returnP}</w:t>
-            </w:r>
-          </w:p>
-        </w:tc>
-        <w:tc>
-          <w:tcPr>
-            <w:tcW w:w="733" w:type="dxa"/>
-          </w:tcPr>
-          <w:p>
-            <w:pPr>
-              <w:pStyle w:val="a3"/>
-              <w:jc w:val="right"/>
-              <w:rPr>
-                <w:rFonts w:ascii="Arial" w:hAnsi="Arial" w:cs="Arial"/>
-                <w:sz w:val="10"/>
-                <w:szCs w:val="10"/>
-                <w:lang w:val="en-US"/>
-              </w:rPr>
-            </w:pPr>
-            <w:r>
-              <w:rPr>
-                <w:rFonts w:ascii="Arial" w:hAnsi="Arial" w:cs="Arial"/>
-                <w:sz w:val="10"/>
-                <w:szCs w:val="10"/>
-                <w:lang w:val="en-US"/>
-              </w:rPr>
-              <w:t>{#</w:t>
-            </w:r>
-            <w:proofErr w:type="gramStart"/>
-            <w:r>
-              <w:rPr>
-                <w:rFonts w:ascii="Arial" w:hAnsi="Arial" w:cs="Arial"/>
-                <w:sz w:val="10"/>
-                <w:szCs w:val="10"/>
-                <w:lang w:val="en-US"/>
-              </w:rPr>
-              <w:t>additP}{</w:t>
-            </w:r>
-            <w:proofErr w:type="gramEnd"/>
-            <w:r>
-              <w:rPr>
-                <w:rFonts w:ascii="Arial" w:hAnsi="Arial" w:cs="Arial"/>
-                <w:sz w:val="10"/>
-                <w:szCs w:val="10"/>
-                <w:lang w:val="en-US"/>
-              </w:rPr>
-              <w:t>price}{/additP}</w:t>
-            </w:r>
-          </w:p>
-        </w:tc>
-        <w:tc>
-          <w:tcPr>
-            <w:tcW w:w="731" w:type="dxa"/>
-          </w:tcPr>
-          <w:p>
-            <w:pPr>
-              <w:pStyle w:val="a3"/>
-              <w:jc w:val="right"/>
-              <w:rPr>
-                <w:rFonts w:ascii="Arial" w:hAnsi="Arial" w:cs="Arial"/>
-                <w:sz w:val="10"/>
-                <w:szCs w:val="10"/>
-                <w:lang w:val="en-US"/>
-              </w:rPr>
-            </w:pPr>
-            <w:r>
-              <w:rPr>
-                <w:rFonts w:ascii="Arial" w:hAnsi="Arial" w:cs="Arial"/>
-                <w:sz w:val="10"/>
-                <w:szCs w:val="10"/>
-                <w:lang w:val="en-US"/>
-              </w:rPr>
-              <w:t>{#</w:t>
-            </w:r>
-            <w:proofErr w:type="gramStart"/>
-            <w:r>
-              <w:rPr>
-                <w:rFonts w:ascii="Arial" w:hAnsi="Arial" w:cs="Arial"/>
-                <w:sz w:val="10"/>
-                <w:szCs w:val="10"/>
-                <w:lang w:val="en-US"/>
-              </w:rPr>
-              <w:t>otherP}{</w:t>
-            </w:r>
-            <w:proofErr w:type="gramEnd"/>
-            <w:r>
-              <w:rPr>
-                <w:rFonts w:ascii="Arial" w:hAnsi="Arial" w:cs="Arial"/>
-                <w:sz w:val="10"/>
-                <w:szCs w:val="10"/>
-                <w:lang w:val="en-US"/>
-              </w:rPr>
-              <w:t>price}{/otherP}</w:t>
-            </w:r>
-          </w:p>
-        </w:tc>
-        <w:tc>
-          <w:tcPr>
-            <w:tcW w:w="733" w:type="dxa"/>
-          </w:tcPr>
-          <w:p>
-            <w:pPr>
-              <w:pStyle w:val="a3"/>
-              <w:jc w:val="right"/>
-              <w:rPr>
-                <w:rFonts w:ascii="Arial" w:hAnsi="Arial" w:cs="Arial"/>
-                <w:sz w:val="10"/>
-                <w:szCs w:val="10"/>
-                <w:lang w:val="en-US"/>
-              </w:rPr>
-            </w:pPr>
-            <w:r>
-              <w:rPr>
-                <w:rFonts w:ascii="Arial" w:hAnsi="Arial" w:cs="Arial"/>
-                <w:sz w:val="10"/>
-                <w:szCs w:val="10"/>
-                <w:lang w:val="en-US"/>
-              </w:rPr>
-              <w:t>{#</w:t>
-            </w:r>
-            <w:proofErr w:type="gramStart"/>
-            <w:r>
-              <w:rPr>
-                <w:rFonts w:ascii="Arial" w:hAnsi="Arial" w:cs="Arial"/>
-                <w:sz w:val="10"/>
-                <w:szCs w:val="10"/>
-                <w:lang w:val="en-US"/>
-              </w:rPr>
-              <w:t>total}{</w:t>
-            </w:r>
-            <w:proofErr w:type="gramEnd"/>
-            <w:r>
-              <w:rPr>
-                <w:rFonts w:ascii="Arial" w:hAnsi="Arial" w:cs="Arial"/>
-                <w:sz w:val="10"/>
-                <w:szCs w:val="10"/>
-                <w:lang w:val="en-US"/>
-              </w:rPr>
-              <w:t>price}{/</w:t>
-            </w:r>
-            <w:proofErr w:type="gramStart"/>
-            <w:r>
-              <w:rPr>
-                <w:rFonts w:ascii="Arial" w:hAnsi="Arial" w:cs="Arial"/>
-                <w:sz w:val="10"/>
-                <w:szCs w:val="10"/>
-                <w:lang w:val="en-US"/>
-              </w:rPr>
-              <w:t>total}{</w:t>
-            </w:r>
-            <w:proofErr w:type="gramEnd"/>
-            <w:r>
-              <w:rPr>
-                <w:rFonts w:ascii="Arial" w:hAnsi="Arial" w:cs="Arial"/>
-                <w:sz w:val="10"/>
-                <w:szCs w:val="10"/>
-                <w:lang w:val="en-US"/>
-              </w:rPr>
-              <w:t>/pO}</w:t>
+              <w:t>{#total}{price}{/total}{/pO}</w:t>
             </w:r>
           </w:p>
         </w:tc>
@@ -2108,9 +1937,8 @@
                 <w:sz w:val="20"/>
                 <w:szCs w:val="20"/>
               </w:rPr>
-              <w:t>{#</w:t>
-            </w:r>
-            <w:proofErr w:type="gramStart"/>
+              <w:t>{#total}{price}{/total}</w:t>
+            </w:r>
             <w:r>
               <w:rPr>
                 <w:rFonts w:ascii="Arial" w:hAnsi="Arial" w:cs="Arial"/>
@@ -2119,41 +1947,8 @@
                 <w:sz w:val="20"/>
                 <w:szCs w:val="20"/>
               </w:rPr>
-              <w:t>total}{</w:t>
-            </w:r>
-            <w:proofErr w:type="gramEnd"/>
-            <w:r>
-              <w:rPr>
-                <w:rFonts w:ascii="Arial" w:hAnsi="Arial" w:cs="Arial"/>
-                <w:b/>
-                <w:bCs/>
-                <w:sz w:val="20"/>
-                <w:szCs w:val="20"/>
-              </w:rPr>
-              <w:t>price}{/</w:t>
-            </w:r>
-            <w:proofErr w:type="gramStart"/>
-            <w:r>
-              <w:rPr>
-                <w:rFonts w:ascii="Arial" w:hAnsi="Arial" w:cs="Arial"/>
-                <w:b/>
-                <w:bCs/>
-                <w:sz w:val="20"/>
-                <w:szCs w:val="20"/>
-              </w:rPr>
-              <w:t>total}</w:t>
-            </w:r>
-            <w:r>
-              <w:rPr>
-                <w:rFonts w:ascii="Arial" w:hAnsi="Arial" w:cs="Arial"/>
-                <w:b/>
-                <w:bCs/>
-                <w:sz w:val="20"/>
-                <w:szCs w:val="20"/>
-              </w:rPr>
               <w:t>руб.</w:t>
             </w:r>
-            <w:proofErr w:type="gramEnd"/>
           </w:p>
         </w:tc>
       </w:tr>
@@ -2211,9 +2006,8 @@
                 <w:sz w:val="20"/>
                 <w:szCs w:val="20"/>
               </w:rPr>
-              <w:t>{#</w:t>
-            </w:r>
-            <w:proofErr w:type="gramStart"/>
+              <w:t>{#total}{</w:t>
+            </w:r>
             <w:r>
               <w:rPr>
                 <w:rFonts w:ascii="Arial" w:hAnsi="Arial" w:cs="Arial"/>
@@ -2221,10 +2015,10 @@
                 <w:bCs/>
                 <w:sz w:val="20"/>
                 <w:szCs w:val="20"/>
-              </w:rPr>
-              <w:t>total}{</w:t>
-            </w:r>
-            <w:proofErr w:type="gramEnd"/>
+                <w:lang w:val="en-US"/>
+              </w:rPr>
+              <w:t>vat</w:t>
+            </w:r>
             <w:r>
               <w:rPr>
                 <w:rFonts w:ascii="Arial" w:hAnsi="Arial" w:cs="Arial"/>
@@ -2232,10 +2026,10 @@
                 <w:bCs/>
                 <w:sz w:val="20"/>
                 <w:szCs w:val="20"/>
-                <w:lang w:val="en-US"/>
-              </w:rPr>
-              <w:t>vat</w:t>
-            </w:r>
+              </w:rPr>
+              <w:t>}{/</w:t>
+            </w:r>
+            <w:proofErr w:type="spellStart"/>
             <w:r>
               <w:rPr>
                 <w:rFonts w:ascii="Arial" w:hAnsi="Arial" w:cs="Arial"/>
@@ -2244,10 +2038,9 @@
                 <w:sz w:val="20"/>
                 <w:szCs w:val="20"/>
               </w:rPr>
-              <w:t>}{/</w:t>
-            </w:r>
-            <w:proofErr w:type="spellStart"/>
-            <w:proofErr w:type="gramStart"/>
+              <w:t>total</w:t>
+            </w:r>
+            <w:proofErr w:type="spellEnd"/>
             <w:r>
               <w:rPr>
                 <w:rFonts w:ascii="Arial" w:hAnsi="Arial" w:cs="Arial"/>
@@ -2256,9 +2049,8 @@
                 <w:sz w:val="20"/>
                 <w:szCs w:val="20"/>
               </w:rPr>
-              <w:t>total</w:t>
-            </w:r>
-            <w:proofErr w:type="spellEnd"/>
+              <w:t>}</w:t>
+            </w:r>
             <w:r>
               <w:rPr>
                 <w:rFonts w:ascii="Arial" w:hAnsi="Arial" w:cs="Arial"/>
@@ -2267,19 +2059,8 @@
                 <w:sz w:val="20"/>
                 <w:szCs w:val="20"/>
               </w:rPr>
-              <w:t>}</w:t>
-            </w:r>
-            <w:r>
-              <w:rPr>
-                <w:rFonts w:ascii="Arial" w:hAnsi="Arial" w:cs="Arial"/>
-                <w:b/>
-                <w:bCs/>
-                <w:sz w:val="20"/>
-                <w:szCs w:val="20"/>
-              </w:rPr>
               <w:t>руб.</w:t>
             </w:r>
-            <w:proofErr w:type="gramEnd"/>
           </w:p>
         </w:tc>
       </w:tr>
@@ -2431,13 +2212,13 @@
         </w:rPr>
         <w:t>____________________</w:t>
       </w:r>
-      <w:r>
-        <w:rPr>
-          <w:rFonts w:ascii="Arial" w:hAnsi="Arial" w:cs="Arial"/>
-          <w:sz w:val="20"/>
-          <w:szCs w:val="20"/>
-        </w:rPr>
-        <w:t>Барченко А.С.</w:t>
+      <w:proofErr w:type="spellStart"/>
+      <w:r>
+        <w:t>Латынцев</w:t>
+      </w:r>
+      <w:proofErr w:type="spellEnd"/>
+      <w:r>
+        <w:t xml:space="preserve"> Е.В.</w:t>
       </w:r>
     </w:p>
     <w:p>
